--- a/Servicios_en_red/Documentacion_dns.docx
+++ b/Servicios_en_red/Documentacion_dns.docx
@@ -449,7 +449,7 @@
         <w:rPr>
           <w:highlight w:val="none"/>
         </w:rPr>
-        <w:t xml:space="preserve"> que sera nuestra zona direncta de dns:</w:t>
+        <w:t xml:space="preserve"> que sera nuestra zona directa de dns:</w:t>
       </w:r>
       <w:r>
         <w:rPr>
@@ -846,6 +846,7 @@
       </w:r>
       <w:r>
         <w:rPr>
+          <w:highlight w:val="none"/>
           <w14:ligatures w14:val="none"/>
         </w:rPr>
       </w:r>
@@ -942,6 +943,7 @@
       </w:r>
       <w:r>
         <w:rPr>
+          <w:highlight w:val="none"/>
           <w14:ligatures w14:val="none"/>
         </w:rPr>
       </w:r>
@@ -970,6 +972,7 @@
       </w:r>
       <w:r>
         <w:rPr>
+          <w:highlight w:val="none"/>
           <w14:ligatures w14:val="none"/>
         </w:rPr>
       </w:r>
@@ -1066,6 +1069,7 @@
       </w:r>
       <w:r>
         <w:rPr>
+          <w:highlight w:val="none"/>
           <w14:ligatures w14:val="none"/>
         </w:rPr>
       </w:r>
@@ -1094,6 +1098,7 @@
       </w:r>
       <w:r>
         <w:rPr>
+          <w:highlight w:val="none"/>
           <w14:ligatures w14:val="none"/>
         </w:rPr>
       </w:r>
@@ -1134,6 +1139,7 @@
       </w:r>
       <w:r>
         <w:rPr>
+          <w:highlight w:val="none"/>
           <w14:ligatures w14:val="none"/>
         </w:rPr>
       </w:r>
@@ -1173,6 +1179,7 @@
       </w:r>
       <w:r>
         <w:rPr>
+          <w:highlight w:val="none"/>
           <w14:ligatures w14:val="none"/>
         </w:rPr>
       </w:r>
@@ -1207,6 +1214,7 @@
       </w:r>
       <w:r>
         <w:rPr>
+          <w:highlight w:val="none"/>
           <w14:ligatures w14:val="none"/>
         </w:rPr>
       </w:r>
@@ -1303,6 +1311,7 @@
       </w:r>
       <w:r>
         <w:rPr>
+          <w:highlight w:val="none"/>
           <w14:ligatures w14:val="none"/>
         </w:rPr>
       </w:r>
@@ -1336,6 +1345,7 @@
       </w:r>
       <w:r>
         <w:rPr>
+          <w:highlight w:val="none"/>
           <w14:ligatures w14:val="none"/>
         </w:rPr>
       </w:r>
@@ -1432,7 +1442,6 @@
       </w:r>
       <w:r>
         <w:rPr>
-          <w:highlight w:val="none"/>
           <w14:ligatures w14:val="none"/>
         </w:rPr>
       </w:r>
@@ -1485,6 +1494,7 @@
       </w:r>
       <w:r>
         <w:rPr>
+          <w:highlight w:val="none"/>
           <w14:ligatures w14:val="none"/>
         </w:rPr>
       </w:r>
@@ -1584,6 +1594,11 @@
           <w14:ligatures w14:val="none"/>
         </w:rPr>
       </w:r>
+      <w:r>
+        <w:rPr>
+          <w14:ligatures w14:val="none"/>
+        </w:rPr>
+      </w:r>
     </w:p>
     <w:p>
       <w:pPr>
@@ -1599,112 +1614,6 @@
         <w:rPr>
           <w:highlight w:val="none"/>
         </w:rPr>
-      </w:r>
-      <w:r>
-        <w:rPr>
-          <w:highlight w:val="none"/>
-        </w:rPr>
-      </w:r>
-      <w:r>
-        <w:rPr>
-          <w:highlight w:val="none"/>
-        </w:rPr>
-      </w:r>
-    </w:p>
-    <w:p>
-      <w:pPr>
-        <w:pBdr/>
-        <w:spacing/>
-        <w:ind/>
-        <w:rPr>
-          <w:highlight w:val="none"/>
-          <w14:ligatures w14:val="none"/>
-        </w:rPr>
-      </w:pPr>
-      <w:r>
-        <w:rPr>
-          <w:highlight w:val="none"/>
-        </w:rPr>
-      </w:r>
-      <w:r>
-        <w:rPr>
-          <w:highlight w:val="none"/>
-        </w:rPr>
-      </w:r>
-      <w:r>
-        <w:rPr>
-          <w:highlight w:val="none"/>
-        </w:rPr>
-      </w:r>
-    </w:p>
-    <w:p>
-      <w:pPr>
-        <w:pBdr/>
-        <w:spacing/>
-        <w:ind/>
-        <w:rPr>
-          <w:highlight w:val="none"/>
-          <w14:ligatures w14:val="none"/>
-        </w:rPr>
-      </w:pPr>
-      <w:r>
-        <w:rPr>
-          <w:highlight w:val="none"/>
-        </w:rPr>
-      </w:r>
-      <w:r>
-        <w:rPr>
-          <w:highlight w:val="none"/>
-        </w:rPr>
-      </w:r>
-      <w:r>
-        <w:rPr>
-          <w:highlight w:val="none"/>
-        </w:rPr>
-      </w:r>
-    </w:p>
-    <w:p>
-      <w:pPr>
-        <w:pBdr/>
-        <w:spacing/>
-        <w:ind/>
-        <w:rPr>
-          <w:highlight w:val="none"/>
-          <w14:ligatures w14:val="none"/>
-        </w:rPr>
-      </w:pPr>
-      <w:r/>
-      <w:r>
-        <w:rPr>
-          <w:highlight w:val="none"/>
-        </w:rPr>
-        <w:t xml:space="preserve"># Editar el archivo /etc/resolv.conf</w:t>
-      </w:r>
-      <w:r>
-        <w:rPr>
-          <w:highlight w:val="none"/>
-          <w14:ligatures w14:val="none"/>
-        </w:rPr>
-      </w:r>
-      <w:r/>
-    </w:p>
-    <w:p>
-      <w:pPr>
-        <w:pBdr/>
-        <w:spacing/>
-        <w:ind/>
-        <w:rPr>
-          <w:highlight w:val="none"/>
-          <w14:ligatures w14:val="none"/>
-        </w:rPr>
-      </w:pPr>
-      <w:r>
-        <w:rPr>
-          <w:highlight w:val="none"/>
-        </w:rPr>
-        <w:t xml:space="preserve">Configuración de archivo netplan /et</w:t>
-        <w:tab/>
-        <w:t xml:space="preserve">c/netplan/*:</w:t>
       </w:r>
       <w:r>
         <w:rPr>
@@ -1733,7 +1642,28 @@
           <w:highlight w:val="none"/>
         </w:rPr>
       </w:r>
-      <w:r/>
+      <w:r>
+        <w:rPr>
+          <w:highlight w:val="none"/>
+        </w:rPr>
+      </w:r>
+      <w:r>
+        <w:rPr>
+          <w:highlight w:val="none"/>
+          <w14:ligatures w14:val="none"/>
+        </w:rPr>
+      </w:r>
+    </w:p>
+    <w:p>
+      <w:pPr>
+        <w:pBdr/>
+        <w:spacing/>
+        <w:ind/>
+        <w:rPr>
+          <w:highlight w:val="none"/>
+          <w14:ligatures w14:val="none"/>
+        </w:rPr>
+      </w:pPr>
       <w:r>
         <w:rPr>
           <w:highlight w:val="none"/>
@@ -1747,6 +1677,94 @@
       <w:r>
         <w:rPr>
           <w:highlight w:val="none"/>
+          <w14:ligatures w14:val="none"/>
+        </w:rPr>
+      </w:r>
+    </w:p>
+    <w:p>
+      <w:pPr>
+        <w:pBdr/>
+        <w:spacing/>
+        <w:ind/>
+        <w:rPr>
+          <w:highlight w:val="none"/>
+          <w14:ligatures w14:val="none"/>
+        </w:rPr>
+      </w:pPr>
+      <w:r>
+        <w:rPr>
+          <w:highlight w:val="none"/>
+        </w:rPr>
+        <w:t xml:space="preserve"># Editar el archivo /etc/resolv.conf</w:t>
+      </w:r>
+      <w:r>
+        <w:rPr>
+          <w:highlight w:val="none"/>
+          <w14:ligatures w14:val="none"/>
+        </w:rPr>
+      </w:r>
+      <w:r>
+        <w:rPr>
+          <w:highlight w:val="none"/>
+          <w14:ligatures w14:val="none"/>
+        </w:rPr>
+      </w:r>
+    </w:p>
+    <w:p>
+      <w:pPr>
+        <w:pBdr/>
+        <w:spacing/>
+        <w:ind/>
+        <w:rPr>
+          <w:highlight w:val="none"/>
+          <w14:ligatures w14:val="none"/>
+        </w:rPr>
+      </w:pPr>
+      <w:r>
+        <w:rPr>
+          <w:highlight w:val="none"/>
+        </w:rPr>
+        <w:t xml:space="preserve">Configuración de archivo netplan /et</w:t>
+        <w:tab/>
+        <w:t xml:space="preserve">c/netplan/*:</w:t>
+      </w:r>
+      <w:r>
+        <w:rPr>
+          <w:highlight w:val="none"/>
+          <w14:ligatures w14:val="none"/>
+        </w:rPr>
+      </w:r>
+      <w:r>
+        <w:rPr>
+          <w:highlight w:val="none"/>
+          <w14:ligatures w14:val="none"/>
+        </w:rPr>
+      </w:r>
+    </w:p>
+    <w:p>
+      <w:pPr>
+        <w:pBdr/>
+        <w:spacing/>
+        <w:ind/>
+        <w:rPr>
+          <w:highlight w:val="none"/>
+          <w14:ligatures w14:val="none"/>
+        </w:rPr>
+      </w:pPr>
+      <w:r>
+        <w:rPr>
+          <w:highlight w:val="none"/>
+        </w:rPr>
+      </w:r>
+      <w:r>
+        <w:rPr>
+          <w:highlight w:val="none"/>
+        </w:rPr>
+      </w:r>
+      <w:r>
+        <w:rPr>
+          <w:highlight w:val="none"/>
+          <w14:ligatures w14:val="none"/>
         </w:rPr>
       </w:r>
     </w:p>
@@ -1836,6 +1854,7 @@
       </w:r>
       <w:r>
         <w:rPr>
+          <w:highlight w:val="none"/>
           <w14:ligatures w14:val="none"/>
         </w:rPr>
       </w:r>
@@ -1856,11 +1875,6 @@
           <w14:ligatures w14:val="none"/>
         </w:rPr>
       </w:pPr>
-      <w:r>
-        <w:rPr>
-          <w:highlight w:val="none"/>
-        </w:rPr>
-      </w:r>
       <w:r>
         <w:rPr>
           <w:highlight w:val="none"/>
@@ -1940,22 +1954,23 @@
           <w14:ligatures w14:val="none"/>
         </w:rPr>
       </w:r>
-    </w:p>
-    <w:p>
-      <w:pPr>
-        <w:pBdr/>
-        <w:spacing/>
-        <w:ind/>
+      <w:r>
         <w:rPr>
           <w:highlight w:val="none"/>
           <w14:ligatures w14:val="none"/>
         </w:rPr>
-      </w:pPr>
-      <w:r>
+      </w:r>
+    </w:p>
+    <w:p>
+      <w:pPr>
+        <w:pBdr/>
+        <w:spacing/>
+        <w:ind/>
         <w:rPr>
           <w:highlight w:val="none"/>
+          <w14:ligatures w14:val="none"/>
         </w:rPr>
-      </w:r>
+      </w:pPr>
       <w:r>
         <w:rPr>
           <w:highlight w:val="none"/>
@@ -2035,6 +2050,12 @@
           <w14:ligatures w14:val="none"/>
         </w:rPr>
       </w:r>
+      <w:r>
+        <w:rPr>
+          <w:highlight w:val="none"/>
+          <w14:ligatures w14:val="none"/>
+        </w:rPr>
+      </w:r>
     </w:p>
     <w:p>
       <w:pPr>
@@ -2057,22 +2078,23 @@
           <w14:ligatures w14:val="none"/>
         </w:rPr>
       </w:r>
-    </w:p>
-    <w:p>
-      <w:pPr>
-        <w:pBdr/>
-        <w:spacing/>
-        <w:ind/>
+      <w:r>
         <w:rPr>
           <w:highlight w:val="none"/>
           <w14:ligatures w14:val="none"/>
         </w:rPr>
-      </w:pPr>
-      <w:r>
+      </w:r>
+    </w:p>
+    <w:p>
+      <w:pPr>
+        <w:pBdr/>
+        <w:spacing/>
+        <w:ind/>
         <w:rPr>
           <w:highlight w:val="none"/>
+          <w14:ligatures w14:val="none"/>
         </w:rPr>
-      </w:r>
+      </w:pPr>
       <w:r>
         <w:rPr>
           <w:highlight w:val="none"/>
@@ -2152,6 +2174,12 @@
           <w14:ligatures w14:val="none"/>
         </w:rPr>
       </w:r>
+      <w:r>
+        <w:rPr>
+          <w:highlight w:val="none"/>
+          <w14:ligatures w14:val="none"/>
+        </w:rPr>
+      </w:r>
     </w:p>
     <w:p>
       <w:pPr>
@@ -2179,6 +2207,12 @@
           <w14:ligatures w14:val="none"/>
         </w:rPr>
       </w:r>
+      <w:r>
+        <w:rPr>
+          <w:highlight w:val="none"/>
+          <w14:ligatures w14:val="none"/>
+        </w:rPr>
+      </w:r>
     </w:p>
     <w:p>
       <w:pPr>
@@ -2195,43 +2229,22 @@
       </w:r>
       <w:r>
         <w:rPr>
-          <w14:ligatures w14:val="none"/>
-        </w:rPr>
-      </w:r>
-      <w:r>
-        <w:rPr>
           <w:highlight w:val="none"/>
         </w:rPr>
         <w:t xml:space="preserve">#dig pc1.aula2ASIR.com #</w:t>
       </w:r>
-      <w:r/>
       <w:r>
         <w:rPr>
           <w:highlight w:val="none"/>
         </w:rPr>
         <w:t xml:space="preserve">dig -x 192.168.200.11</w:t>
       </w:r>
-      <w:r/>
       <w:r>
         <w:rPr>
           <w:highlight w:val="none"/>
         </w:rPr>
       </w:r>
-      <w:r>
-        <w:rPr>
-          <w:highlight w:val="none"/>
-        </w:rPr>
-      </w:r>
-      <w:r>
-        <w:rPr>
-          <w14:ligatures w14:val="none"/>
-        </w:rPr>
-      </w:r>
-      <w:r>
-        <w:rPr>
-          <w:highlight w:val="none"/>
-        </w:rPr>
-      </w:r>
+      <w:r/>
     </w:p>
     <w:p>
       <w:pPr>
@@ -2243,11 +2256,6 @@
           <w14:ligatures w14:val="none"/>
         </w:rPr>
       </w:pPr>
-      <w:r>
-        <w:rPr>
-          <w:highlight w:val="none"/>
-        </w:rPr>
-      </w:r>
       <w:r>
         <w:rPr>
           <w:highlight w:val="none"/>
@@ -2323,21 +2331,6 @@
         </mc:AlternateContent>
       </w:r>
       <w:r>
-        <w:rPr>
-          <w14:ligatures w14:val="none"/>
-        </w:rPr>
-      </w:r>
-      <w:r>
-        <w:rPr>
-          <w:highlight w:val="none"/>
-        </w:rPr>
-      </w:r>
-      <w:r>
-        <w:rPr>
-          <w:highlight w:val="none"/>
-        </w:rPr>
-      </w:r>
-      <w:r>
         <mc:AlternateContent>
           <mc:Choice Requires="wpg">
             <w:drawing>
@@ -2408,6 +2401,7 @@
       </w:r>
       <w:r>
         <w:rPr>
+          <w:highlight w:val="none"/>
           <w14:ligatures w14:val="none"/>
         </w:rPr>
       </w:r>
@@ -2441,6 +2435,12 @@
       </w:r>
       <w:r>
         <w:rPr>
+          <w14:ligatures w14:val="none"/>
+        </w:rPr>
+      </w:r>
+      <w:r>
+        <w:rPr>
+          <w:highlight w:val="none"/>
           <w14:ligatures w14:val="none"/>
         </w:rPr>
       </w:r>
@@ -2475,11 +2475,12 @@
       </w:r>
       <w:r>
         <w:rPr>
-          <w:highlight w:val="none"/>
+          <w14:ligatures w14:val="none"/>
         </w:rPr>
       </w:r>
       <w:r>
         <w:rPr>
+          <w:highlight w:val="none"/>
           <w14:ligatures w14:val="none"/>
         </w:rPr>
       </w:r>
@@ -2494,11 +2495,6 @@
           <w14:ligatures w14:val="none"/>
         </w:rPr>
       </w:pPr>
-      <w:r>
-        <w:rPr>
-          <w:highlight w:val="none"/>
-        </w:rPr>
-      </w:r>
       <w:r>
         <w:rPr>
           <w:highlight w:val="none"/>
@@ -2578,6 +2574,12 @@
           <w14:ligatures w14:val="none"/>
         </w:rPr>
       </w:r>
+      <w:r>
+        <w:rPr>
+          <w:highlight w:val="none"/>
+          <w14:ligatures w14:val="none"/>
+        </w:rPr>
+      </w:r>
     </w:p>
     <w:p>
       <w:pPr>
@@ -2600,7 +2602,7 @@
       </w:r>
       <w:r>
         <w:rPr>
-          <w:highlight w:val="none"/>
+          <w14:ligatures w14:val="none"/>
         </w:rPr>
       </w:r>
     </w:p>
